--- a/002-maze-madness/worksheets/week2.docx
+++ b/002-maze-madness/worksheets/week2.docx
@@ -13,7 +13,7 @@
           <w:b/>
           <w:sz w:val="40"/>
         </w:rPr>
-        <w:t>🌀 M002 Week 2 — English Worksheet</w:t>
+        <w:t>🧭 M002 Week 2 — Turning (Advanced)</w:t>
       </w:r>
     </w:p>
     <w:p>
@@ -28,7 +28,7 @@
         <w:t>Topic:</w:t>
       </w:r>
       <w:r>
-        <w:t xml:space="preserve"> Turning at Walls · </w:t>
+        <w:t xml:space="preserve"> Turn at Walls · </w:t>
       </w:r>
       <w:r>
         <w:rPr>
@@ -43,10 +43,19 @@
         <w:rPr>
           <w:b/>
         </w:rPr>
+        <w:t>Level:</w:t>
+      </w:r>
+      <w:r>
+        <w:t xml:space="preserve"> Advanced · </w:t>
+      </w:r>
+      <w:r>
+        <w:rPr>
+          <w:b/>
+        </w:rPr>
         <w:t>Time:</w:t>
       </w:r>
       <w:r>
-        <w:t xml:space="preserve"> about 45 minutes</w:t>
+        <w:t xml:space="preserve"> about 55 minutes</w:t>
       </w:r>
     </w:p>
     <w:p>
@@ -55,7 +64,7 @@
         <w:keepLines/>
       </w:pPr>
       <w:r>
-        <w:t>This week your agent follows one simple rule: if there's a wall in front, turn; if not, move forward.</w:t>
+        <w:t>The rule: wall ahead, turn. No wall, move forward. This week you write the real code.</w:t>
       </w:r>
     </w:p>
     <w:p>
@@ -71,16 +80,7 @@
           <w:color w:val="1A4D2E"/>
           <w:sz w:val="30"/>
         </w:rPr>
-        <w:t>1 · Predict 🔮</w:t>
-      </w:r>
-    </w:p>
-    <w:p>
-      <w:pPr>
-        <w:keepNext/>
-        <w:keepLines/>
-      </w:pPr>
-      <w:r>
-        <w:t>Read each set of steps. Before you imagine the agent doing it, write what you think will happen.</w:t>
+        <w:t>1 · Trace It 🔮</w:t>
       </w:r>
     </w:p>
     <w:p>
@@ -96,13 +96,15 @@
           <w:rFonts w:ascii="Consolas" w:hAnsi="Consolas" w:cs="Consolas"/>
           <w:sz w:val="21"/>
         </w:rPr>
-        <w:t>if wall ahead:</w:t>
+        <w:t>while True:</w:t>
         <w:br/>
-        <w:t xml:space="preserve">    turn right</w:t>
+        <w:t xml:space="preserve">    if agent.detect(BLOCK, FORWARD):</w:t>
         <w:br/>
-        <w:t>otherwise:</w:t>
+        <w:t xml:space="preserve">        agent.turn(RIGHT_TURN)</w:t>
         <w:br/>
-        <w:t xml:space="preserve">    move forward</w:t>
+        <w:t xml:space="preserve">    else:</w:t>
+        <w:br/>
+        <w:t xml:space="preserve">        agent.move(FORWARD, 1)</w:t>
       </w:r>
     </w:p>
     <w:p>
@@ -114,188 +116,7 @@
         <w:rPr>
           <w:b/>
         </w:rPr>
-        <w:t>What does the agent do if there's a wall in front? What if the path is clear?</w:t>
-      </w:r>
-    </w:p>
-    <w:p>
-      <w:pPr>
-        <w:spacing w:after="0" w:before="0" w:line="520" w:lineRule="exact"/>
-        <w:keepNext/>
-        <w:keepLines/>
-        <w:pBdr>
-          <w:bottom w:val="single" w:sz="6" w:space="1" w:color="C9C9C9"/>
-        </w:pBdr>
-      </w:pPr>
-      <w:r>
-        <w:t xml:space="preserve"> </w:t>
-      </w:r>
-    </w:p>
-    <w:p>
-      <w:pPr>
-        <w:spacing w:after="0" w:before="0" w:line="520" w:lineRule="exact"/>
-        <w:keepNext/>
-        <w:keepLines/>
-        <w:pBdr>
-          <w:bottom w:val="single" w:sz="6" w:space="1" w:color="C9C9C9"/>
-        </w:pBdr>
-      </w:pPr>
-      <w:r>
-        <w:t xml:space="preserve"> </w:t>
-      </w:r>
-    </w:p>
-    <w:p>
-      <w:pPr>
-        <w:spacing w:after="0" w:before="0" w:line="520" w:lineRule="exact"/>
-        <w:keepNext/>
-        <w:keepLines/>
-        <w:pBdr>
-          <w:bottom w:val="single" w:sz="6" w:space="1" w:color="C9C9C9"/>
-        </w:pBdr>
-      </w:pPr>
-      <w:r>
-        <w:t xml:space="preserve"> </w:t>
-      </w:r>
-    </w:p>
-    <w:p>
-      <w:pPr>
-        <w:spacing w:after="0" w:before="0" w:line="520" w:lineRule="exact"/>
-        <w:keepNext w:val="0"/>
-        <w:keepLines/>
-        <w:pBdr>
-          <w:bottom w:val="single" w:sz="6" w:space="1" w:color="C9C9C9"/>
-        </w:pBdr>
-      </w:pPr>
-      <w:r>
-        <w:t xml:space="preserve"> </w:t>
-      </w:r>
-    </w:p>
-    <w:p>
-      <w:pPr>
-        <w:spacing w:before="40" w:after="160"/>
-        <w:ind w:left="288"/>
-        <w:keepNext/>
-        <w:keepLines/>
-        <w:shd w:val="clear" w:fill="F4F4F4"/>
-      </w:pPr>
-      <w:r>
-        <w:rPr>
-          <w:rFonts w:ascii="Consolas" w:hAnsi="Consolas" w:cs="Consolas"/>
-          <w:sz w:val="21"/>
-        </w:rPr>
-        <w:t>keep doing forever:</w:t>
-        <w:br/>
-        <w:t xml:space="preserve">    if wall ahead:</w:t>
-        <w:br/>
-        <w:t xml:space="preserve">        turn right</w:t>
-        <w:br/>
-        <w:t xml:space="preserve">    otherwise:</w:t>
-        <w:br/>
-        <w:t xml:space="preserve">        move forward</w:t>
-      </w:r>
-    </w:p>
-    <w:p>
-      <w:pPr>
-        <w:keepNext/>
-        <w:keepLines/>
-      </w:pPr>
-      <w:r>
-        <w:rPr>
-          <w:b/>
-        </w:rPr>
-        <w:t>What is the agent doing in plain English?</w:t>
-      </w:r>
-    </w:p>
-    <w:p>
-      <w:pPr>
-        <w:spacing w:after="0" w:before="0" w:line="520" w:lineRule="exact"/>
-        <w:keepNext/>
-        <w:keepLines/>
-        <w:pBdr>
-          <w:bottom w:val="single" w:sz="6" w:space="1" w:color="C9C9C9"/>
-        </w:pBdr>
-      </w:pPr>
-      <w:r>
-        <w:t xml:space="preserve"> </w:t>
-      </w:r>
-    </w:p>
-    <w:p>
-      <w:pPr>
-        <w:spacing w:after="0" w:before="0" w:line="520" w:lineRule="exact"/>
-        <w:keepNext/>
-        <w:keepLines/>
-        <w:pBdr>
-          <w:bottom w:val="single" w:sz="6" w:space="1" w:color="C9C9C9"/>
-        </w:pBdr>
-      </w:pPr>
-      <w:r>
-        <w:t xml:space="preserve"> </w:t>
-      </w:r>
-    </w:p>
-    <w:p>
-      <w:pPr>
-        <w:spacing w:after="0" w:before="0" w:line="520" w:lineRule="exact"/>
-        <w:keepNext/>
-        <w:keepLines/>
-        <w:pBdr>
-          <w:bottom w:val="single" w:sz="6" w:space="1" w:color="C9C9C9"/>
-        </w:pBdr>
-      </w:pPr>
-      <w:r>
-        <w:t xml:space="preserve"> </w:t>
-      </w:r>
-    </w:p>
-    <w:p>
-      <w:pPr>
-        <w:spacing w:after="0" w:before="0" w:line="520" w:lineRule="exact"/>
-        <w:keepNext w:val="0"/>
-        <w:keepLines/>
-        <w:pBdr>
-          <w:bottom w:val="single" w:sz="6" w:space="1" w:color="C9C9C9"/>
-        </w:pBdr>
-      </w:pPr>
-      <w:r>
-        <w:t xml:space="preserve"> </w:t>
-      </w:r>
-    </w:p>
-    <w:p>
-      <w:pPr>
-        <w:spacing w:before="40" w:after="160"/>
-        <w:ind w:left="288"/>
-        <w:keepNext/>
-        <w:keepLines/>
-        <w:shd w:val="clear" w:fill="F4F4F4"/>
-      </w:pPr>
-      <w:r>
-        <w:rPr>
-          <w:rFonts w:ascii="Consolas" w:hAnsi="Consolas" w:cs="Consolas"/>
-          <w:sz w:val="21"/>
-        </w:rPr>
-        <w:t>direction = "right"</w:t>
-        <w:br/>
-        <w:br/>
-        <w:t>if direction is "left":</w:t>
-        <w:br/>
-        <w:t xml:space="preserve">    turn left</w:t>
-        <w:br/>
-        <w:t>otherwise if direction is "right":</w:t>
-        <w:br/>
-        <w:t xml:space="preserve">    turn right</w:t>
-        <w:br/>
-        <w:t>otherwise:</w:t>
-        <w:br/>
-        <w:t xml:space="preserve">    move forward</w:t>
-      </w:r>
-    </w:p>
-    <w:p>
-      <w:pPr>
-        <w:keepNext/>
-        <w:keepLines/>
-      </w:pPr>
-      <w:r>
-        <w:rPr>
-          <w:b/>
-        </w:rPr>
-        <w:t>What does the agent do? What would change if `direction` was set to `"back"`?</w:t>
+        <w:t>Say what the agent does each loop.</w:t>
       </w:r>
     </w:p>
     <w:p>
@@ -363,7 +184,7 @@
           <w:color w:val="1A4D2E"/>
           <w:sz w:val="30"/>
         </w:rPr>
-        <w:t>2 · Spot the Bug 🐛</w:t>
+        <w:t>2 · Read the API 📖</w:t>
       </w:r>
     </w:p>
     <w:p>
@@ -372,7 +193,96 @@
         <w:keepLines/>
       </w:pPr>
       <w:r>
-        <w:t>Each pair shows clean steps first, then a broken version of the same idea. Circle what's different and explain the bug in one short sentence.</w:t>
+        <w:t>| Code | Means |</w:t>
+      </w:r>
+    </w:p>
+    <w:p>
+      <w:pPr>
+        <w:keepNext/>
+        <w:keepLines/>
+      </w:pPr>
+      <w:r>
+        <w:t>|---|---|</w:t>
+      </w:r>
+    </w:p>
+    <w:p>
+      <w:pPr>
+        <w:keepNext/>
+        <w:keepLines/>
+      </w:pPr>
+      <w:r>
+        <w:t xml:space="preserve">| </w:t>
+      </w:r>
+      <w:r>
+        <w:rPr>
+          <w:rFonts w:ascii="Consolas" w:hAnsi="Consolas" w:cs="Consolas"/>
+          <w:sz w:val="21"/>
+          <w:shd w:val="clear" w:fill="EEEEEE"/>
+        </w:rPr>
+        <w:t>agent.detect(BLOCK, FORWARD)</w:t>
+      </w:r>
+      <w:r>
+        <w:t xml:space="preserve"> | wall in front? |</w:t>
+      </w:r>
+    </w:p>
+    <w:p>
+      <w:pPr>
+        <w:keepNext/>
+        <w:keepLines/>
+      </w:pPr>
+      <w:r>
+        <w:t xml:space="preserve">| </w:t>
+      </w:r>
+      <w:r>
+        <w:rPr>
+          <w:rFonts w:ascii="Consolas" w:hAnsi="Consolas" w:cs="Consolas"/>
+          <w:sz w:val="21"/>
+          <w:shd w:val="clear" w:fill="EEEEEE"/>
+        </w:rPr>
+        <w:t>agent.turn(RIGHT_TURN)</w:t>
+      </w:r>
+      <w:r>
+        <w:t xml:space="preserve"> | turn right |</w:t>
+      </w:r>
+    </w:p>
+    <w:p>
+      <w:pPr>
+        <w:keepNext/>
+        <w:keepLines/>
+      </w:pPr>
+      <w:r>
+        <w:t xml:space="preserve">| </w:t>
+      </w:r>
+      <w:r>
+        <w:rPr>
+          <w:rFonts w:ascii="Consolas" w:hAnsi="Consolas" w:cs="Consolas"/>
+          <w:sz w:val="21"/>
+          <w:shd w:val="clear" w:fill="EEEEEE"/>
+        </w:rPr>
+        <w:t>agent.turn(LEFT_TURN)</w:t>
+      </w:r>
+      <w:r>
+        <w:t xml:space="preserve"> | turn left |</w:t>
+      </w:r>
+    </w:p>
+    <w:p>
+      <w:pPr>
+        <w:keepNext/>
+        <w:keepLines/>
+      </w:pPr>
+      <w:r>
+        <w:t xml:space="preserve">| </w:t>
+      </w:r>
+      <w:r>
+        <w:rPr>
+          <w:rFonts w:ascii="Consolas" w:hAnsi="Consolas" w:cs="Consolas"/>
+          <w:sz w:val="21"/>
+          <w:shd w:val="clear" w:fill="EEEEEE"/>
+        </w:rPr>
+        <w:t>agent.move(FORWARD, 1)</w:t>
+      </w:r>
+      <w:r>
+        <w:t xml:space="preserve"> | go forward 1 |</w:t>
       </w:r>
     </w:p>
     <w:p>
@@ -384,80 +294,7 @@
         <w:rPr>
           <w:b/>
         </w:rPr>
-        <w:t>Pair A</w:t>
-      </w:r>
-    </w:p>
-    <w:p>
-      <w:pPr>
-        <w:spacing w:before="40" w:after="160"/>
-        <w:ind w:left="288"/>
-        <w:keepNext/>
-        <w:keepLines/>
-        <w:shd w:val="clear" w:fill="F4F4F4"/>
-      </w:pPr>
-      <w:r>
-        <w:rPr>
-          <w:rFonts w:ascii="Consolas" w:hAnsi="Consolas" w:cs="Consolas"/>
-          <w:sz w:val="21"/>
-        </w:rPr>
-        <w:t># clean</w:t>
-        <w:br/>
-        <w:t>if wall ahead:</w:t>
-        <w:br/>
-        <w:t xml:space="preserve">    turn right</w:t>
-        <w:br/>
-        <w:t>otherwise:</w:t>
-        <w:br/>
-        <w:t xml:space="preserve">    move forward</w:t>
-      </w:r>
-    </w:p>
-    <w:p>
-      <w:pPr>
-        <w:spacing w:before="40" w:after="160"/>
-        <w:ind w:left="288"/>
-        <w:keepNext/>
-        <w:keepLines/>
-        <w:shd w:val="clear" w:fill="F4F4F4"/>
-      </w:pPr>
-      <w:r>
-        <w:rPr>
-          <w:rFonts w:ascii="Consolas" w:hAnsi="Consolas" w:cs="Consolas"/>
-          <w:sz w:val="21"/>
-        </w:rPr>
-        <w:t># buggy</w:t>
-        <w:br/>
-        <w:t>if path is clear:</w:t>
-        <w:br/>
-        <w:t xml:space="preserve">    turn right</w:t>
-        <w:br/>
-        <w:t>otherwise:</w:t>
-        <w:br/>
-        <w:t xml:space="preserve">    move forward</w:t>
-      </w:r>
-    </w:p>
-    <w:p>
-      <w:pPr>
-        <w:keepNext/>
-        <w:keepLines/>
-      </w:pPr>
-      <w:r>
-        <w:rPr>
-          <w:b/>
-        </w:rPr>
-        <w:t>What is wrong?</w:t>
-      </w:r>
-    </w:p>
-    <w:p>
-      <w:pPr>
-        <w:spacing w:after="0" w:before="0" w:line="520" w:lineRule="exact"/>
-        <w:keepNext/>
-        <w:keepLines/>
-        <w:pBdr>
-          <w:bottom w:val="single" w:sz="6" w:space="1" w:color="C9C9C9"/>
-        </w:pBdr>
-      </w:pPr>
-      <w:r>
-        <w:t xml:space="preserve"> </w:t>
+        <w:t>Write one line: turn left if a wall is on the LEFT.</w:t>
       </w:r>
     </w:p>
     <w:p>
@@ -503,12 +340,16 @@
       <w:pPr>
         <w:keepNext/>
         <w:keepLines/>
+        <w:pageBreakBefore/>
+        <w:spacing w:before="40" w:after="120"/>
       </w:pPr>
       <w:r>
         <w:rPr>
           <w:b/>
+          <w:color w:val="1A4D2E"/>
+          <w:sz w:val="30"/>
         </w:rPr>
-        <w:t>Pair B</w:t>
+        <w:t>3 · Spot the Bug 🐛</w:t>
       </w:r>
     </w:p>
     <w:p>
@@ -524,15 +365,64 @@
           <w:rFonts w:ascii="Consolas" w:hAnsi="Consolas" w:cs="Consolas"/>
           <w:sz w:val="21"/>
         </w:rPr>
-        <w:t># clean</w:t>
+        <w:t># A</w:t>
         <w:br/>
-        <w:t>if wall ahead:</w:t>
+        <w:t>if agent.detect(BLOCK, FORWARD):</w:t>
         <w:br/>
-        <w:t xml:space="preserve">    turn right</w:t>
+        <w:t xml:space="preserve">    agent.turn(RIGHT_TURN)</w:t>
         <w:br/>
-        <w:t>otherwise:</w:t>
-        <w:br/>
-        <w:t xml:space="preserve">    move forward</w:t>
+        <w:t xml:space="preserve">    agent.move(FORWARD, 1)</w:t>
+      </w:r>
+    </w:p>
+    <w:p>
+      <w:pPr>
+        <w:keepNext/>
+        <w:keepLines/>
+      </w:pPr>
+      <w:r>
+        <w:rPr>
+          <w:b/>
+        </w:rPr>
+        <w:t>What is wrong in A?</w:t>
+      </w:r>
+    </w:p>
+    <w:p>
+      <w:pPr>
+        <w:spacing w:after="0" w:before="0" w:line="520" w:lineRule="exact"/>
+        <w:keepNext/>
+        <w:keepLines/>
+        <w:pBdr>
+          <w:bottom w:val="single" w:sz="6" w:space="1" w:color="C9C9C9"/>
+        </w:pBdr>
+      </w:pPr>
+      <w:r>
+        <w:t xml:space="preserve"> </w:t>
+      </w:r>
+    </w:p>
+    <w:p>
+      <w:pPr>
+        <w:spacing w:after="0" w:before="0" w:line="520" w:lineRule="exact"/>
+        <w:keepNext/>
+        <w:keepLines/>
+        <w:pBdr>
+          <w:bottom w:val="single" w:sz="6" w:space="1" w:color="C9C9C9"/>
+        </w:pBdr>
+      </w:pPr>
+      <w:r>
+        <w:t xml:space="preserve"> </w:t>
+      </w:r>
+    </w:p>
+    <w:p>
+      <w:pPr>
+        <w:spacing w:after="0" w:before="0" w:line="520" w:lineRule="exact"/>
+        <w:keepNext w:val="0"/>
+        <w:keepLines/>
+        <w:pBdr>
+          <w:bottom w:val="single" w:sz="6" w:space="1" w:color="C9C9C9"/>
+        </w:pBdr>
+      </w:pPr>
+      <w:r>
+        <w:t xml:space="preserve"> </w:t>
       </w:r>
     </w:p>
     <w:p>
@@ -548,13 +438,15 @@
           <w:rFonts w:ascii="Consolas" w:hAnsi="Consolas" w:cs="Consolas"/>
           <w:sz w:val="21"/>
         </w:rPr>
-        <w:t># buggy</w:t>
+        <w:t># B</w:t>
         <w:br/>
-        <w:t>if wall ahead:</w:t>
+        <w:t>if agent.detect(BLOCK, LEFT):</w:t>
         <w:br/>
-        <w:t xml:space="preserve">    turn right</w:t>
+        <w:t xml:space="preserve">    agent.turn(RIGHT_TURN)</w:t>
         <w:br/>
-        <w:t xml:space="preserve">    move forward</w:t>
+        <w:t>else:</w:t>
+        <w:br/>
+        <w:t xml:space="preserve">    agent.move(FORWARD, 1)</w:t>
       </w:r>
     </w:p>
     <w:p>
@@ -566,20 +458,7 @@
         <w:rPr>
           <w:b/>
         </w:rPr>
-        <w:t>What is wrong?</w:t>
-      </w:r>
-    </w:p>
-    <w:p>
-      <w:pPr>
-        <w:spacing w:after="0" w:before="0" w:line="520" w:lineRule="exact"/>
-        <w:keepNext/>
-        <w:keepLines/>
-        <w:pBdr>
-          <w:bottom w:val="single" w:sz="6" w:space="1" w:color="C9C9C9"/>
-        </w:pBdr>
-      </w:pPr>
-      <w:r>
-        <w:t xml:space="preserve"> </w:t>
+        <w:t>B should turn at a front wall. What is wrong?</w:t>
       </w:r>
     </w:p>
     <w:p>
@@ -625,68 +504,16 @@
       <w:pPr>
         <w:keepNext/>
         <w:keepLines/>
+        <w:pageBreakBefore/>
+        <w:spacing w:before="40" w:after="120"/>
       </w:pPr>
       <w:r>
         <w:rPr>
           <w:b/>
+          <w:color w:val="1A4D2E"/>
+          <w:sz w:val="30"/>
         </w:rPr>
-        <w:t>Pair C</w:t>
-      </w:r>
-    </w:p>
-    <w:p>
-      <w:pPr>
-        <w:spacing w:before="40" w:after="160"/>
-        <w:ind w:left="288"/>
-        <w:keepNext/>
-        <w:keepLines/>
-        <w:shd w:val="clear" w:fill="F4F4F4"/>
-      </w:pPr>
-      <w:r>
-        <w:rPr>
-          <w:rFonts w:ascii="Consolas" w:hAnsi="Consolas" w:cs="Consolas"/>
-          <w:sz w:val="21"/>
-        </w:rPr>
-        <w:t># clean</w:t>
-        <w:br/>
-        <w:t>if direction is "left":</w:t>
-        <w:br/>
-        <w:t xml:space="preserve">    turn left</w:t>
-        <w:br/>
-        <w:t>otherwise if direction is "right":</w:t>
-        <w:br/>
-        <w:t xml:space="preserve">    turn right</w:t>
-        <w:br/>
-        <w:t>otherwise:</w:t>
-        <w:br/>
-        <w:t xml:space="preserve">    move forward</w:t>
-      </w:r>
-    </w:p>
-    <w:p>
-      <w:pPr>
-        <w:spacing w:before="40" w:after="160"/>
-        <w:ind w:left="288"/>
-        <w:keepNext/>
-        <w:keepLines/>
-        <w:shd w:val="clear" w:fill="F4F4F4"/>
-      </w:pPr>
-      <w:r>
-        <w:rPr>
-          <w:rFonts w:ascii="Consolas" w:hAnsi="Consolas" w:cs="Consolas"/>
-          <w:sz w:val="21"/>
-        </w:rPr>
-        <w:t># buggy</w:t>
-        <w:br/>
-        <w:t>if direction is "left":</w:t>
-        <w:br/>
-        <w:t xml:space="preserve">    turn right</w:t>
-        <w:br/>
-        <w:t>otherwise if direction is "right":</w:t>
-        <w:br/>
-        <w:t xml:space="preserve">    turn left</w:t>
-        <w:br/>
-        <w:t>otherwise:</w:t>
-        <w:br/>
-        <w:t xml:space="preserve">    move forward</w:t>
+        <w:t>4 · Fix It 🔧</w:t>
       </w:r>
     </w:p>
     <w:p>
@@ -695,10 +522,7 @@
         <w:keepLines/>
       </w:pPr>
       <w:r>
-        <w:rPr>
-          <w:b/>
-        </w:rPr>
-        <w:t>What is wrong?</w:t>
+        <w:t>Rewrite B so it turns left when a wall is in front, else moves forward.</w:t>
       </w:r>
     </w:p>
     <w:p>
@@ -766,7 +590,7 @@
           <w:color w:val="1A4D2E"/>
           <w:sz w:val="30"/>
         </w:rPr>
-        <w:t>3 · Tell Me What You Built 📸</w:t>
+        <w:t>5 · Write Full Code ✍️</w:t>
       </w:r>
     </w:p>
     <w:p>
@@ -775,29 +599,140 @@
         <w:keepLines/>
       </w:pPr>
       <w:r>
-        <w:t xml:space="preserve">Now switch to your homework world. Get your agent through this week's maze using </w:t>
+        <w:t>Loop forever. Wall ahead? Turn right. No wall? Move forward 1.</w:t>
       </w:r>
+    </w:p>
+    <w:p>
+      <w:pPr>
+        <w:spacing w:after="0" w:before="0" w:line="520" w:lineRule="exact"/>
+        <w:keepNext/>
+        <w:keepLines/>
+        <w:pBdr>
+          <w:bottom w:val="single" w:sz="6" w:space="1" w:color="C9C9C9"/>
+        </w:pBdr>
+      </w:pPr>
+      <w:r>
+        <w:t xml:space="preserve"> </w:t>
+      </w:r>
+    </w:p>
+    <w:p>
+      <w:pPr>
+        <w:spacing w:after="0" w:before="0" w:line="520" w:lineRule="exact"/>
+        <w:keepNext/>
+        <w:keepLines/>
+        <w:pBdr>
+          <w:bottom w:val="single" w:sz="6" w:space="1" w:color="C9C9C9"/>
+        </w:pBdr>
+      </w:pPr>
+      <w:r>
+        <w:t xml:space="preserve"> </w:t>
+      </w:r>
+    </w:p>
+    <w:p>
+      <w:pPr>
+        <w:spacing w:after="0" w:before="0" w:line="520" w:lineRule="exact"/>
+        <w:keepNext/>
+        <w:keepLines/>
+        <w:pBdr>
+          <w:bottom w:val="single" w:sz="6" w:space="1" w:color="C9C9C9"/>
+        </w:pBdr>
+      </w:pPr>
+      <w:r>
+        <w:t xml:space="preserve"> </w:t>
+      </w:r>
+    </w:p>
+    <w:p>
+      <w:pPr>
+        <w:spacing w:after="0" w:before="0" w:line="520" w:lineRule="exact"/>
+        <w:keepNext/>
+        <w:keepLines/>
+        <w:pBdr>
+          <w:bottom w:val="single" w:sz="6" w:space="1" w:color="C9C9C9"/>
+        </w:pBdr>
+      </w:pPr>
+      <w:r>
+        <w:t xml:space="preserve"> </w:t>
+      </w:r>
+    </w:p>
+    <w:p>
+      <w:pPr>
+        <w:spacing w:after="0" w:before="0" w:line="520" w:lineRule="exact"/>
+        <w:keepNext/>
+        <w:keepLines/>
+        <w:pBdr>
+          <w:bottom w:val="single" w:sz="6" w:space="1" w:color="C9C9C9"/>
+        </w:pBdr>
+      </w:pPr>
+      <w:r>
+        <w:t xml:space="preserve"> </w:t>
+      </w:r>
+    </w:p>
+    <w:p>
+      <w:pPr>
+        <w:spacing w:after="0" w:before="0" w:line="520" w:lineRule="exact"/>
+        <w:keepNext/>
+        <w:keepLines/>
+        <w:pBdr>
+          <w:bottom w:val="single" w:sz="6" w:space="1" w:color="C9C9C9"/>
+        </w:pBdr>
+      </w:pPr>
+      <w:r>
+        <w:t xml:space="preserve"> </w:t>
+      </w:r>
+    </w:p>
+    <w:p>
+      <w:pPr>
+        <w:spacing w:after="0" w:before="0" w:line="520" w:lineRule="exact"/>
+        <w:keepNext/>
+        <w:keepLines/>
+        <w:pBdr>
+          <w:bottom w:val="single" w:sz="6" w:space="1" w:color="C9C9C9"/>
+        </w:pBdr>
+      </w:pPr>
+      <w:r>
+        <w:t xml:space="preserve"> </w:t>
+      </w:r>
+    </w:p>
+    <w:p>
+      <w:pPr>
+        <w:spacing w:after="0" w:before="0" w:line="520" w:lineRule="exact"/>
+        <w:keepNext/>
+        <w:keepLines/>
+        <w:pBdr>
+          <w:bottom w:val="single" w:sz="6" w:space="1" w:color="C9C9C9"/>
+        </w:pBdr>
+      </w:pPr>
+      <w:r>
+        <w:t xml:space="preserve"> </w:t>
+      </w:r>
+    </w:p>
+    <w:p>
+      <w:pPr>
+        <w:spacing w:after="0" w:before="0" w:line="520" w:lineRule="exact"/>
+        <w:keepNext w:val="0"/>
+        <w:keepLines/>
+        <w:pBdr>
+          <w:bottom w:val="single" w:sz="6" w:space="1" w:color="C9C9C9"/>
+        </w:pBdr>
+      </w:pPr>
+      <w:r>
+        <w:t xml:space="preserve"> </w:t>
+      </w:r>
+    </w:p>
+    <w:p>
+      <w:pPr>
+        <w:keepNext/>
+        <w:keepLines/>
+        <w:pageBreakBefore/>
+        <w:spacing w:before="40" w:after="120"/>
+      </w:pPr>
       <w:r>
         <w:rPr>
-          <w:rFonts w:ascii="Consolas" w:hAnsi="Consolas" w:cs="Consolas"/>
-          <w:sz w:val="21"/>
-          <w:shd w:val="clear" w:fill="EEEEEE"/>
+          <w:b/>
+          <w:color w:val="1A4D2E"/>
+          <w:sz w:val="30"/>
         </w:rPr>
-        <w:t>if</w:t>
-      </w:r>
-      <w:r>
-        <w:t xml:space="preserve"> / </w:t>
-      </w:r>
-      <w:r>
-        <w:rPr>
-          <w:rFonts w:ascii="Consolas" w:hAnsi="Consolas" w:cs="Consolas"/>
-          <w:sz w:val="21"/>
-          <w:shd w:val="clear" w:fill="EEEEEE"/>
-        </w:rPr>
-        <w:t>otherwise</w:t>
-      </w:r>
-      <w:r>
-        <w:t>. When you finish, come back here.</w:t>
+        <w:t>6 · Chat Command 💬</w:t>
       </w:r>
     </w:p>
     <w:p>
@@ -806,7 +741,147 @@
         <w:keepLines/>
       </w:pPr>
       <w:r>
-        <w:t>Send a photo or video of your agent solving the maze, then explain what you did. Use these sentence starters — write 4 to 6 sentences total.</w:t>
+        <w:rPr>
+          <w:rFonts w:ascii="Consolas" w:hAnsi="Consolas" w:cs="Consolas"/>
+          <w:sz w:val="21"/>
+          <w:shd w:val="clear" w:fill="EEEEEE"/>
+        </w:rPr>
+        <w:t>player.on_chat("go", fn)</w:t>
+      </w:r>
+      <w:r>
+        <w:t xml:space="preserve"> runs </w:t>
+      </w:r>
+      <w:r>
+        <w:rPr>
+          <w:rFonts w:ascii="Consolas" w:hAnsi="Consolas" w:cs="Consolas"/>
+          <w:sz w:val="21"/>
+          <w:shd w:val="clear" w:fill="EEEEEE"/>
+        </w:rPr>
+        <w:t>fn</w:t>
+      </w:r>
+      <w:r>
+        <w:t xml:space="preserve"> when you type </w:t>
+      </w:r>
+      <w:r>
+        <w:rPr>
+          <w:rFonts w:ascii="Consolas" w:hAnsi="Consolas" w:cs="Consolas"/>
+          <w:sz w:val="21"/>
+          <w:shd w:val="clear" w:fill="EEEEEE"/>
+        </w:rPr>
+        <w:t>go</w:t>
+      </w:r>
+      <w:r>
+        <w:t xml:space="preserve"> in chat.</w:t>
+      </w:r>
+    </w:p>
+    <w:p>
+      <w:pPr>
+        <w:keepNext/>
+        <w:keepLines/>
+      </w:pPr>
+      <w:r>
+        <w:rPr>
+          <w:b/>
+        </w:rPr>
+        <w:t>Write code so typing `go` starts your maze loop.</w:t>
+      </w:r>
+    </w:p>
+    <w:p>
+      <w:pPr>
+        <w:spacing w:after="0" w:before="0" w:line="520" w:lineRule="exact"/>
+        <w:keepNext/>
+        <w:keepLines/>
+        <w:pBdr>
+          <w:bottom w:val="single" w:sz="6" w:space="1" w:color="C9C9C9"/>
+        </w:pBdr>
+      </w:pPr>
+      <w:r>
+        <w:t xml:space="preserve"> </w:t>
+      </w:r>
+    </w:p>
+    <w:p>
+      <w:pPr>
+        <w:spacing w:after="0" w:before="0" w:line="520" w:lineRule="exact"/>
+        <w:keepNext/>
+        <w:keepLines/>
+        <w:pBdr>
+          <w:bottom w:val="single" w:sz="6" w:space="1" w:color="C9C9C9"/>
+        </w:pBdr>
+      </w:pPr>
+      <w:r>
+        <w:t xml:space="preserve"> </w:t>
+      </w:r>
+    </w:p>
+    <w:p>
+      <w:pPr>
+        <w:spacing w:after="0" w:before="0" w:line="520" w:lineRule="exact"/>
+        <w:keepNext/>
+        <w:keepLines/>
+        <w:pBdr>
+          <w:bottom w:val="single" w:sz="6" w:space="1" w:color="C9C9C9"/>
+        </w:pBdr>
+      </w:pPr>
+      <w:r>
+        <w:t xml:space="preserve"> </w:t>
+      </w:r>
+    </w:p>
+    <w:p>
+      <w:pPr>
+        <w:spacing w:after="0" w:before="0" w:line="520" w:lineRule="exact"/>
+        <w:keepNext w:val="0"/>
+        <w:keepLines/>
+        <w:pBdr>
+          <w:bottom w:val="single" w:sz="6" w:space="1" w:color="C9C9C9"/>
+        </w:pBdr>
+      </w:pPr>
+      <w:r>
+        <w:t xml:space="preserve"> </w:t>
+      </w:r>
+    </w:p>
+    <w:p>
+      <w:pPr>
+        <w:keepNext/>
+        <w:keepLines/>
+        <w:pageBreakBefore/>
+        <w:spacing w:before="40" w:after="120"/>
+      </w:pPr>
+      <w:r>
+        <w:rPr>
+          <w:b/>
+          <w:color w:val="1A4D2E"/>
+          <w:sz w:val="30"/>
+        </w:rPr>
+        <w:t>7 · Finish the Maze 📸</w:t>
+      </w:r>
+    </w:p>
+    <w:p>
+      <w:pPr>
+        <w:keepNext/>
+        <w:keepLines/>
+      </w:pPr>
+      <w:r>
+        <w:t>Open your homework world. Get the agent out with your turn code.</w:t>
+      </w:r>
+    </w:p>
+    <w:p>
+      <w:pPr>
+        <w:keepNext/>
+        <w:keepLines/>
+      </w:pPr>
+      <w:r>
+        <w:t>Take a photo or video at the maze end.</w:t>
+      </w:r>
+    </w:p>
+    <w:p>
+      <w:pPr>
+        <w:keepNext/>
+        <w:keepLines/>
+      </w:pPr>
+      <w:r>
+        <w:rPr>
+          <w:b/>
+        </w:rPr>
+        <w:t>Phone narration plan — say each line out loud while you show the run:</w:t>
       </w:r>
     </w:p>
     <w:p>
@@ -821,7 +896,7 @@
           <w:i/>
           <w:color w:val="444444"/>
         </w:rPr>
-        <w:t>First, I read the maze and noticed …</w:t>
+        <w:t>The maze turns where …</w:t>
       </w:r>
     </w:p>
     <w:p>
@@ -836,7 +911,7 @@
           <w:i/>
           <w:color w:val="444444"/>
         </w:rPr>
-        <w:t xml:space="preserve">I chose </w:t>
+        <w:t xml:space="preserve">I checked </w:t>
       </w:r>
       <w:r>
         <w:rPr>
@@ -846,31 +921,14 @@
           <w:sz w:val="21"/>
           <w:shd w:val="clear" w:fill="EEEEEE"/>
         </w:rPr>
-        <w:t>if</w:t>
+        <w:t>agent.detect(BLOCK, …)</w:t>
       </w:r>
       <w:r>
         <w:rPr>
           <w:i/>
           <w:color w:val="444444"/>
         </w:rPr>
-        <w:t xml:space="preserve"> / </w:t>
-      </w:r>
-      <w:r>
-        <w:rPr>
-          <w:rFonts w:ascii="Consolas" w:hAnsi="Consolas" w:cs="Consolas"/>
-          <w:i/>
-          <w:color w:val="444444"/>
-          <w:sz w:val="21"/>
-          <w:shd w:val="clear" w:fill="EEEEEE"/>
-        </w:rPr>
-        <w:t>otherwise</w:t>
-      </w:r>
-      <w:r>
-        <w:rPr>
-          <w:i/>
-          <w:color w:val="444444"/>
-        </w:rPr>
-        <w:t xml:space="preserve"> because …</w:t>
+        <w:t xml:space="preserve"> for …</w:t>
       </w:r>
     </w:p>
     <w:p>
@@ -885,7 +943,7 @@
           <w:i/>
           <w:color w:val="444444"/>
         </w:rPr>
-        <w:t>The condition I checked was …</w:t>
+        <w:t>When a wall was ahead I …</w:t>
       </w:r>
     </w:p>
     <w:p>
@@ -920,17 +978,41 @@
     </w:p>
     <w:p>
       <w:pPr>
+        <w:spacing w:after="0" w:before="0" w:line="520" w:lineRule="exact"/>
         <w:keepNext/>
         <w:keepLines/>
-        <w:spacing w:after="60"/>
-        <w:ind w:left="504"/>
+        <w:pBdr>
+          <w:bottom w:val="single" w:sz="6" w:space="1" w:color="C9C9C9"/>
+        </w:pBdr>
       </w:pPr>
       <w:r>
-        <w:rPr>
-          <w:i/>
-          <w:color w:val="444444"/>
-        </w:rPr>
-        <w:t>Next time, I want to try …</w:t>
+        <w:t xml:space="preserve"> </w:t>
+      </w:r>
+    </w:p>
+    <w:p>
+      <w:pPr>
+        <w:spacing w:after="0" w:before="0" w:line="520" w:lineRule="exact"/>
+        <w:keepNext/>
+        <w:keepLines/>
+        <w:pBdr>
+          <w:bottom w:val="single" w:sz="6" w:space="1" w:color="C9C9C9"/>
+        </w:pBdr>
+      </w:pPr>
+      <w:r>
+        <w:t xml:space="preserve"> </w:t>
+      </w:r>
+    </w:p>
+    <w:p>
+      <w:pPr>
+        <w:spacing w:after="0" w:before="0" w:line="520" w:lineRule="exact"/>
+        <w:keepNext/>
+        <w:keepLines/>
+        <w:pBdr>
+          <w:bottom w:val="single" w:sz="6" w:space="1" w:color="C9C9C9"/>
+        </w:pBdr>
+      </w:pPr>
+      <w:r>
+        <w:t xml:space="preserve"> </w:t>
       </w:r>
     </w:p>
     <w:p>
@@ -1033,7 +1115,7 @@
         <w:keepLines/>
       </w:pPr>
       <w:r>
-        <w:t>Send this worksheet + a photo or video of your agent solving the maze to teacher on KakaoTalk.</w:t>
+        <w:t>Send this worksheet + your walkthrough video to teacher on KakaoTalk.</w:t>
       </w:r>
     </w:p>
     <w:sectPr>
